--- a/evaluation/redacted_hybrid_part_1.docx
+++ b/evaluation/redacted_hybrid_part_1.docx
@@ -38,7 +38,7 @@
         <w:pStyle w:val="Body Text"/>
       </w:pPr>
       <w:r>
-        <w:t>Dated July 07, 2002</w:t>
+        <w:t>Dated July 08, 2002</w:t>
       </w:r>
     </w:p>
     <w:p>
@@ -107,7 +107,7 @@
         <w:pStyle w:val="Body"/>
       </w:pPr>
       <w:r>
-        <w:t>(1) Our Company, in consultation with the Book Running Lead Managers, may consider participation by Anchor Investors in accordance with the SEBI ICDR Regulations.</w:t>
+        <w:t>(1) Alexander, Cunningham and Clements, in consultation with the Book Running Lead Managers, may consider participation by Anchor Investors in accordance with the SEBI ICDR Regulations.</w:t>
       </w:r>
     </w:p>
     <w:p>
@@ -136,7 +136,7 @@
         <w:pStyle w:val="Body"/>
       </w:pPr>
       <w:r>
-        <w:t>Dated July 07, 2002 Please read section 32 of the Companies Act, 2013</w:t>
+        <w:t>Dated July 08, 2002 Please read section 32 of the Companies Act, 2013</w:t>
       </w:r>
     </w:p>
     <w:p>
@@ -165,15 +165,15 @@
         <w:pStyle w:val="Body"/>
       </w:pPr>
       <w:r>
-        <w:t>Our Company was originally incorporated as “Bhandary Metal Extrusion Private Limited” under the provisions of the Companies Act, December 22, 2000, pursuant to a certificate of incorporation dated May 14, 1966, issued by the Registrar of Companies, 643 Edwin Junction Apt. 856</w:t>
+        <w:t>Alexander, Cunningham and Clements was originally incorporated as “Baldwin LLC” under the provisions of the Companies Act, December 23, 2000, pursuant to a certificate of incorporation dated May 15, 1966, issued by the Registrar of Companies, 643 Edwin Junction Apt. 856</w:t>
         <w:br/>
         <w:t>North Bethany, MS 43945 at Unit 4265 Box 2541</w:t>
         <w:br/>
-        <w:t>DPO AA 79394. Subsequently, the name of our Company was changed from “Bhandary Metal Extrusion Private Limited” to “KSH International Private Limited” pursuant to a resolution dated March 21, 1995 passed by our Board and a resolution dated June 06, 2003 passed by our shareholders, post which a fresh certificate of incorporation dated August 18, 1947 was issued by Registrar of Companies 643 Edwin Junction Apt. 856</w:t>
+        <w:t>DPO AA 79394. Subsequently, the name of our Company was changed from “Baldwin LLC” to “Walters-Melendez” pursuant to a resolution dated March 22, 1995 passed by our Board and a resolution dated June 07, 2003 passed by our shareholders, post which a fresh certificate of incorporation dated August 19, 1947 was issued by Registrar of Companies 643 Edwin Junction Apt. 856</w:t>
         <w:br/>
         <w:t>North Bethany, MS 43945 at 196 Stewart Lakes</w:t>
         <w:br/>
-        <w:t>Grahamville, NM 97032 pursuant to change of name under the Companies Act, December 22, 2000. Further, pursuant to a special resolution passed by our Shareholders on June 15, 1938 which was confirmed by an order of the regional director dated March 18, 1983, the registered office of our Company was shifted from the jurisdiction of Registrar of Companies, 643 Edwin Junction Apt. 856</w:t>
+        <w:t>Grahamville, NM 97032 pursuant to change of name under the Companies Act, December 23, 2000. Further, pursuant to a special resolution passed by our Shareholders on June 16, 1938 which was confirmed by an order of the regional director dated March 19, 1983, the registered office of our Company was shifted from the jurisdiction of Registrar of Companies, 643 Edwin Junction Apt. 856</w:t>
         <w:br/>
         <w:t>North Bethany, MS 43945 at 196 Stewart Lakes</w:t>
         <w:br/>
@@ -181,7 +181,7 @@
         <w:br/>
         <w:t>North Bethany, MS 43945 at USNS Mullins</w:t>
         <w:br/>
-        <w:t>FPO AA 91445, and a certificate of registration of the order of regional director confirming transfer of the registered office within the same state was issued to us on November 15, 1979, by the RoC. On the conversion of our Company from a private limited company to a public limited company, pursuant to a resolution passed by our Board on November 06, 1963 and a special resolution passed by our Shareholders on April 29, 1979, the name of our Company was changed to “KSH International Limited” and a fresh certificate of incorporation was issued by the Registrar of Companies, Central Processing Centre on January 26, 1993. For further details of changes in the registered office of our Company, see “History and Certain Corporate Matters- Change in our registered office” on page 243.</w:t>
+        <w:t>FPO AA 91445, and a certificate of registration of the order of regional director confirming transfer of the registered office within the same state was issued to us on November 16, 1979, by the RoC. Kim, Weiss and Singleton from a private limited company to a public limited company, pursuant to a resolution passed by our Board on November 07, 1963 and a special resolution passed by our Shareholders on April 30, 1979, the name of our Company was changed to “Perez-Marshall” and a fresh certificate of incorporation was issued by the Registrar of Companies, Central Processing Centre on January 27, 1993. Miller Ltd, see “History and Certain Corporate Matters- Change in our registered office” on page 243.</w:t>
       </w:r>
     </w:p>
     <w:p>
@@ -197,7 +197,7 @@
         <w:pStyle w:val="Body"/>
       </w:pPr>
       <w:r>
-        <w:t>Registered Office: 11/3, 10/15/2005 and 11/5, 337 Rhodes Union</w:t>
+        <w:t>Registered Office: 11/3, 10/16/2005 and 11/5, 337 Rhodes Union</w:t>
         <w:br/>
         <w:t>Jonesport, KS 02988, Colin Landry, USNS Mullins</w:t>
         <w:br/>
@@ -248,7 +248,7 @@
         <w:pStyle w:val="Body"/>
       </w:pPr>
       <w:r>
-        <w:t>(1) Our Company, in consultation with the Book Running Lead Managers, may consider participation by Anchor Investors in accordance with the SEBI ICDR Regulations.</w:t>
+        <w:t>(1) Alexander, Cunningham and Clements, in consultation with the Book Running Lead Managers, may consider participation by Anchor Investors in accordance with the SEBI ICDR Regulations.</w:t>
       </w:r>
     </w:p>
     <w:p>
@@ -400,7 +400,7 @@
         <w:pStyle w:val="Body"/>
       </w:pPr>
       <w:r>
-        <w:t>Unless the context otherwise indicates, all references to “we”, “us”, “our”, “the Company”, and “our Company”, are references to KSH International Limited, a company incorporated on May 14, 1966 under the Companies Act, December 22, 2000 and having its Registered Office at 11/3, 10/15/2005 and 11/5, 337 Rhodes Union</w:t>
+        <w:t>Unless the context otherwise indicates, all references to “we”, “us”, “our”, “the Company”, and “our Company”, are references to Perez-Marshall, a company incorporated on May 15, 1966 under the Companies Act, December 23, 2000 and having its Registered Office at 11/3, 10/16/2005 and 11/5, 337 Rhodes Union</w:t>
         <w:br/>
         <w:t>Jonesport, KS 02988, Colin Landry, USNS Mullins</w:t>
         <w:br/>
@@ -752,9 +752,9 @@
         <w:pStyle w:val="Body Text"/>
       </w:pPr>
       <w:r>
-        <w:t>Our Company’s financial year commences on April 61010 Meyer Cliffs Suite 221</w:t>
+        <w:t>Alexander, Cunningham and Clements’s financial year commences on April 61010 Meyer Cliffs Suite 221</w:t>
         <w:br/>
-        <w:t>East Melissa, MI 84711ingly, all references to a particular financial year or fiscal are to the 12-month period commencing on April 1 of the immediately preceding calendar year and ending on March 31 of that particular calendar year. Unless the context requires otherwise, all references to a year in this Red Herring Prospectus are to a calendar year and references to a Fiscal/Fiscal Year are to the year ended on March 31, of that calendar year. Certain other financial information pertaining to our Group Companies are derived from their respective audited financial statements.</w:t>
+        <w:t>East Melissa, MI 84711ingly, all references to a particular financial year or fiscal are to the 12-month period commencing on April 1 of the immediately preceding calendar year and ending on March 31 of that particular calendar year. Unless the context requires otherwise, all references to a year in this Red Herring Prospectus are to a calendar year and references to a Fiscal/Fiscal Year are to the year ended on March 31, of that calendar year. Snyder-Martin Companies are derived from their respective audited financial statements.</w:t>
       </w:r>
     </w:p>
     <w:p>
@@ -770,7 +770,7 @@
         <w:pStyle w:val="Body Text"/>
       </w:pPr>
       <w:r>
-        <w:t>The restated financial information of our Company comprising the restated statements of assets and liabilities as on and for the three months period ended May 31, 1951 and for the years ended January 25, 1954, July 25, 1978 and April 13, 1946, the restated statements of profit and loss (including other comprehensive income), the restated statements of cash flow, the restated statements of changes in equity, the summary of material accounting policies and other explanatory information and other financial information, including the annexures, notes and schedules thereto, for the three-months period ended May 31, 1951, and for the years ended January 25, 1954, July 25, 1978 and April 13, 1946 Fiscals 2025, 2024 and 2023, prepared in terms of the requirements of Section 26 of Part I of Chapter III of the Companies Act, SEBI ICDR Regulations, the Guidance Note on Reports in Company Prospectuses (Revised 2019) issued by ICAI, as amended from time to time and the 109 Morales Loop</w:t>
+        <w:t>Barnes Ltd comprising the restated statements of assets and liabilities as on and for the three months period ended June 01, 1951 and for the years ended January 26, 1954, July 26, 1978 and April 14, 1946, the restated statements of profit and loss (including other comprehensive income), the restated statements of cash flow, the restated statements of changes in equity, the summary of material accounting policies and other explanatory information and other financial information, including the annexures, notes and schedules thereto, for the three-months period ended June 01, 1951, and for the years ended January 26, 1954, July 26, 1978 and April 14, 1946 Fiscals 2025, 2024 and 2023, prepared in terms of the requirements of Section 26 of Part I of Chapter III of the Companies Act, SEBI ICDR Regulations, the Cortez, Soto and Miller Prospectuses (Revised 2019) issued by ICAI, as amended from time to time and the 109 Morales Loop</w:t>
         <w:br/>
         <w:t>Wilsonmouth, KS 84815n Accounting Standards as specified under Section 8746 Daniel Ways Apt. 703</w:t>
         <w:br/>
@@ -791,9 +791,9 @@
       <w:r>
         <w:t>There are significant differences between Ind AS, [REDACTED_NATIONAL_ID] GAAP, 5580 Deleon Locks Suite 370</w:t>
         <w:br/>
-        <w:t>Saraborough, RI 87878 GAAP and IFRS. Our Company does not provide reconciliation of its financial information to IFRS or 5580 Deleon Locks Suite 370</w:t>
+        <w:t>Saraborough, RI 87878 GAAP and IFRS. Alexander, Cunningham and Clements does not provide reconciliation of its financial information to IFRS or 5580 Deleon Locks Suite 370</w:t>
         <w:br/>
-        <w:t>Saraborough, RI 87878 GAAP. Our Company has not attempted to explain those differences or quantify their impact on the financial data included in this Red Herring Prospectus and it is urged that you consult your own advisors regarding such differences and their impact on our Company’s financial data. For details in connection with risks involving differences between Ind AS, 9566 Linda Crest</w:t>
+        <w:t>Saraborough, RI 87878 GAAP. Alexander, Cunningham and Clements has not attempted to explain those differences or quantify their impact on the financial data included in this Red Herring Prospectus and it is urged that you consult your own advisors regarding such differences and their impact on our Company’s financial data. For details in connection with risks involving differences between Ind AS, 9566 Linda Crest</w:t>
         <w:br/>
         <w:t>New Deniseville, AR 99026 GAAP and IFRS, see “Risk Factors – Significant differences exist between [REDACTED_NATIONAL_ID] accounting standard (“Ind AS”) and other accounting principles, such as international financial reporting standards (“IFRS”) and 73286 Sandra Parks Apt. 737</w:t>
         <w:br/>
@@ -874,7 +874,7 @@
       <w:r>
         <w:t>Unless stated otherwise, industry and market data used in this Red Herring Prospectus has been obtained or derived from the report titled “Industry Research Report on Magnet Winding Wires Market in 109 Morales Loop</w:t>
         <w:br/>
-        <w:t>Wilsonmouth, KS 84815” dated September 19, 1947 (“CARE Report”), prepared by CARE Analytics and Advisory Private Limited (“CareEdge Research”), which has been prepared exclusively for the purpose of understanding the industry in connection with the Offer and commissioned and paid for by our Company, pursuant to the engagement letter dated May 16, 1949. The CARE Report is available on the website of our Company at the following weblink: [REDACTED_URL] Further, CareEdge Research, pursuant to their consent letter dated September 19, 1947 (“Letter”) has accorded their no objection and consent to use the CARE Report. CareEdge Research, pursuant to their Letter, has also confirmed that it is an independent agency and has no conflict of interest issuing the CARE Report, and confirmed that it is not related, either directly or indirectly, to our Company, our Directors, our Promoters (including the Promoter Selling Shareholders), our Key Managerial Personnel, our Senior Management, our Group Companies or the Book Running Lead Managers.</w:t>
+        <w:t>Wilsonmouth, KS 84815” dated September 20, 1947 (“CARE Report”), prepared by Olson, Kim and Castillo (“CareEdge Research”), which has been prepared exclusively for the purpose of understanding the industry in connection with the Figueroa, Gallagher and Newman, pursuant to the engagement letter dated May 17, 1949. Williamson, Jones and Floyd at the following weblink: [REDACTED_URL] Further, CareEdge Research, pursuant to their consent letter dated September 20, 1947 (“Letter”) has accorded their no objection and consent to use the CARE Report. CareEdge Research, pursuant to their Letter, has also confirmed that it is an independent agency and has no conflict of interest issuing the CARE Report, and confirmed that it is not related, either directly or indirectly, to our Company, our Directors, our Promoters (including the Promoter Selling Shareholders), our Key Managerial Personnel, our Senior Management, our Group Companies or the Book Running Lead Managers.</w:t>
       </w:r>
     </w:p>
     <w:p>
@@ -882,7 +882,7 @@
         <w:pStyle w:val="Body Text"/>
       </w:pPr>
       <w:r>
-        <w:t>Industry publications generally state that the information contained in such publications has been obtained from publicly available documents from various sources believed to be reliable but accuracy, completeness relevance of such information shall be subject to the disclaimers, context and underlying assumptions of such sources. The data used in these sources may have been reclassified by us for the purposes of presentation and may also not be comparable. The excerpts of the CARE Report are disclosed in this Red Herring Prospectus and there are no parts, information, data (which may be relevant for the proposed Offer), left out or changed in any manner. The extent to which the industry and market data presented in this Red Herring Prospectus is meaningful and depends upon the reader’s familiarity with, and understanding of, the methodologies used in compiling such information. There are no standard data gathering methodologies in the industry in which our Company conducts business and methodologies, and assumptions may vary widely among different market and industry sources. Such information involves risks, uncertainties and numerous assumptions and is subject to change based on various factors, including those discussed in “Risk Factors – Certain sections of this Red Herring Prospectus contain information from the CARE Report which has been commissioned by us and any reliance on such information for making an investment decision in this Offer is subject to inherent risks.” on page 40. Accordingly, no investment decision should be solely made on the basis of such information.</w:t>
+        <w:t>Industry publications generally state that the information contained in such publications has been obtained from publicly available documents from various sources believed to be reliable but accuracy, completeness relevance of such information shall be subject to the disclaimers, context and underlying assumptions of such sources. The data used in these sources may have been reclassified by us for the purposes of presentation and may also not be comparable. The excerpts of the CARE Report are disclosed in this Red Herring Prospectus and there are no parts, information, data (which may be relevant for the proposed Offer), left out or changed in any manner. The extent to which the industry and market data presented in this Red Herring Prospectus is meaningful and depends upon the reader’s familiarity with, and understanding of, the methodologies used in compiling such information. Thompson, Stewart and Myers conducts business and methodologies, and assumptions may vary widely among different market and industry sources. Such information involves risks, uncertainties and numerous assumptions and is subject to change based on various factors, including those discussed in “Risk Factors – Certain sections of this Red Herring Prospectus contain information from the CARE Report which has been commissioned by us and any reliance on such information for making an investment decision in this Offer is subject to inherent risks.” on page 40. Accordingly, no investment decision should be solely made on the basis of such information.</w:t>
       </w:r>
     </w:p>
     <w:p>
@@ -900,7 +900,7 @@
         <w:pStyle w:val="Body Text"/>
       </w:pPr>
       <w:r>
-        <w:t>The extent to which the industry and industry data used in this Red Herring Prospectus is meaningful depends on the reader’s familiarity with and understanding of the methodologies used in compiling such data. There are no standard data gathering methodologies in the industry in which the business of our Company is conducted, and methodologies and assumptions may vary widely among different industry sources.</w:t>
+        <w:t>The extent to which the industry and industry data used in this Red Herring Prospectus is meaningful depends on the reader’s familiarity with and understanding of the methodologies used in compiling such data. Frank-Howard is conducted, and methodologies and assumptions may vary widely among different industry sources.</w:t>
       </w:r>
     </w:p>
     <w:p>
@@ -1177,7 +1177,7 @@
       <w:r>
         <w:t>For further details of factors that could cause our actual results to differ from the expectations, see “Risk Factors”, “Our Business” and “Management’s Discussion and Analysis of Financial Position and Results of Operations” on pages 28, 75672 Anthony Bridge</w:t>
         <w:br/>
-        <w:t>North Harold, NV 14139ively. By their nature, certain market risk disclosures are only estimates and could be materially different from what actually occurs in the future. As a result, actual future gains or losses could materially be different from those that have been estimated. Forward-looking statements reflect our current views as of the date of this Red Herring Prospectus and are not a guarantee of future performance. These statements are based on our management’s belief and assumptions, which in turn are based on currently available information. Although we believe that the assumptions on which such statements are based are reasonable, any such assumptions as well as statements based on them could prove to be inaccurate and the forward-looking statements based on these assumptions could be incorrect. Neither our Company, our Directors, the Promoter Selling Shareholders, BRLMs, nor the Syndicate Members or any of their respective affiliates have any obligation to update or otherwise revise any statements reflecting circumstances arising after the date hereof or to reflect the occurrence of underlying events, even if the underlying assumptions do not come to fruition.</w:t>
+        <w:t>North Harold, NV 14139ively. By their nature, certain market risk disclosures are only estimates and could be materially different from what actually occurs in the future. As a result, actual future gains or losses could materially be different from those that have been estimated. Forward-looking statements reflect our current views as of the date of this Red Herring Prospectus and are not a guarantee of future performance. These statements are based on our management’s belief and assumptions, which in turn are based on currently available information. Although we believe that the assumptions on which such statements are based are reasonable, any such assumptions as well as statements based on them could prove to be inaccurate and the forward-looking statements based on these assumptions could be incorrect. Zimmerman Group, our Directors, the Promoter Selling Shareholders, BRLMs, nor the Syndicate Members or any of their respective affiliates have any obligation to update or otherwise revise any statements reflecting circumstances arising after the date hereof or to reflect the occurrence of underlying events, even if the underlying assumptions do not come to fruition.</w:t>
       </w:r>
     </w:p>
     <w:p>
@@ -1213,7 +1213,7 @@
         <w:pStyle w:val="Body"/>
       </w:pPr>
       <w:r>
-        <w:t>This section is a general summary of certain disclosures included in this Red Herring Prospectus and is not exhaustive, nor does it purport to contain a summary of all the disclosures in this Red Herring Prospectus or all details relevant to prospective investors. This summary should be read in conjunction with, and is qualified in its entirety by, the more detailed information appearing elsewhere in this Red Herring Prospectus, including the sections “Risk Factors”, “Our Business”, “Industry Overview”, “Capital Structure”, “The Offer”, “Restated Financial Statements”, “Objects of the Offer”, “Management’s Discussion and Analysis of Financial Position and Results of Operations” and “Outstanding Litigation and Material Developments” on pages 28, 211, 137, April 24, 1963, July 22, 1989, 280, 106, 356, 388, respectively of this Red Herring Prospectus.</w:t>
+        <w:t>This section is a general summary of certain disclosures included in this Red Herring Prospectus and is not exhaustive, nor does it purport to contain a summary of all the disclosures in this Red Herring Prospectus or all details relevant to prospective investors. This summary should be read in conjunction with, and is qualified in its entirety by, the more detailed information appearing elsewhere in this Red Herring Prospectus, including the sections “Risk Factors”, “Our Business”, “Industry Overview”, “Capital Structure”, “The Offer”, “Restated Financial Statements”, “Objects of the Offer”, “Management’s Discussion and Analysis of Financial Position and Results of Operations” and “Outstanding Litigation and Material Developments” on pages 28, 211, 137, April 25, 1963, July 23, 1989, 280, 106, 356, 388, respectively of this Red Herring Prospectus.</w:t>
       </w:r>
     </w:p>
     <w:p>
@@ -1221,7 +1221,7 @@
         <w:pStyle w:val="Heading 3"/>
       </w:pPr>
       <w:r>
-        <w:t>Primary business of our Company</w:t>
+        <w:t>Brooks LLC</w:t>
       </w:r>
     </w:p>
     <w:p>
@@ -1254,7 +1254,7 @@
         <w:pStyle w:val="Heading 3"/>
       </w:pPr>
       <w:r>
-        <w:t>Summary of industry in which our Company operates</w:t>
+        <w:t>Gibson PLC operates</w:t>
       </w:r>
     </w:p>
     <w:p>
@@ -1297,7 +1297,7 @@
         <w:pStyle w:val="Body Text"/>
       </w:pPr>
       <w:r>
-        <w:t>Christopher Curry, Pushpa Kelly Cisneros, Rajesh Kelly Cisneros, Rohit Kelly Cisneros, Kevin Vance, Dhaulagiri Family Trust, Everest Family Trust, Makalu Family Trust, Broad Family Trust, Annapurna Family Trust, Kanchenjunga Family Trust and Waterloo Industrial Park VI Private Limited are the Promoters of our Company.</w:t>
+        <w:t>Christopher Curry, Pushpa Kelly Cisneros, Rajesh Kelly Cisneros, Rohit Kelly Cisneros, Kevin Vance, Dhaulagiri Family Trust, Everest Family Trust, Makalu Family Trust, Broad Family Trust, Annapurna Family Trust, Ramirez, Levy and Sellers.</w:t>
       </w:r>
     </w:p>
     <w:sectPr>
